--- a/cases/dice-roll/published/Dice Roll - Case Study.docx
+++ b/cases/dice-roll/published/Dice Roll - Case Study.docx
@@ -158,6 +158,11 @@
       </w:r>
       <w:r>
         <w:t xml:space="preserve"> [MA4] this case uses to represent Colorado's full geographic spread, from the Front Range to the Eastern Plains, the San Luis Valley, and the Western Slope (SEE APPENDIX A).</w:t>
+      </w:r>
+    </w:p>
+    <w:p>
+      <w:r>
+        <w:t xml:space="preserve">Marisol worked as a county poll worker herself for three elections before she ever crossed over to the compliance side, so she knows what a real polling place feels like from the inside — the folding tables, the long lines of forms to sign, the exact moment in the evening when a tired precinct judge starts making small procedural shortcuts nobody meant any harm by. That ground-level memory is part of why she reads a county's audit floor so well now, and part of why she doesn't rattle when a county clerk pushes back hard on a finding — she's stood on the other side of that conversation. A single six-sided die sits on the corner of her desk, worn smooth at the edges; an instructor in her very first audit-methods training years ago used a handful of ordinary dice to walk the room through what a random sample actually is, and she kept one as a reminder that the math in front of her — 5 of 12 counties, sessions picked on an interval — is the same simple idea, just scaled up.</w:t>
       </w:r>
     </w:p>
     <w:p>
@@ -2249,7 +2254,7 @@
             <w:r>
               <w:t xml:space="preserve">Colorado Department of State / Verified Voting — </w:t>
             </w:r>
-            <w:hyperlink w:history="1" r:id="rIdqyb1vpyyr1fmpwtlwfwiv">
+            <w:hyperlink w:history="1" r:id="rIdys6d395pg8xh-ndolyotw">
               <w:r>
                 <w:rPr>
                   <w:rStyle w:val="Hyperlink"/>
@@ -2319,7 +2324,7 @@
             <w:r>
               <w:t xml:space="preserve">Justia — </w:t>
             </w:r>
-            <w:hyperlink w:history="1" r:id="rId34cgscwqbtavyf8244woz">
+            <w:hyperlink w:history="1" r:id="rId14wqra0x74szu4q1xrtsu">
               <w:r>
                 <w:rPr>
                   <w:rStyle w:val="Hyperlink"/>
@@ -2389,7 +2394,7 @@
             <w:r>
               <w:t xml:space="preserve">Colorado Secretary of State — </w:t>
             </w:r>
-            <w:hyperlink w:history="1" r:id="rId4bv40ircxswui3iy75who">
+            <w:hyperlink w:history="1" r:id="rIdjtnvkeruiiupxek8zwy2w">
               <w:r>
                 <w:rPr>
                   <w:rStyle w:val="Hyperlink"/>
@@ -2459,7 +2464,7 @@
             <w:r>
               <w:t xml:space="preserve">Colorado Secretary of State — </w:t>
             </w:r>
-            <w:hyperlink w:history="1" r:id="rIdsnte_c4swrxpwpky6gkiv">
+            <w:hyperlink w:history="1" r:id="rIdgea8abczg33wpymhfsvdx">
               <w:r>
                 <w:rPr>
                   <w:rStyle w:val="Hyperlink"/>
@@ -2653,7 +2658,7 @@
             <w:r>
               <w:t xml:space="preserve">University of Colorado, Payroll &amp; Benefit Services — </w:t>
             </w:r>
-            <w:hyperlink w:history="1" r:id="rId5oa-qjs_f7cglwcytzrki">
+            <w:hyperlink w:history="1" r:id="rIdsox8-6qegikveykumjqhg">
               <w:r>
                 <w:rPr>
                   <w:rStyle w:val="Hyperlink"/>
@@ -2726,7 +2731,7 @@
             <w:r>
               <w:t xml:space="preserve">U.S. General Services Administration — </w:t>
             </w:r>
-            <w:hyperlink w:history="1" r:id="rIdjtg7hzvaqhw63dlvdr8e-">
+            <w:hyperlink w:history="1" r:id="rId81klufr9_jqfy_7hcencz">
               <w:r>
                 <w:rPr>
                   <w:rStyle w:val="Hyperlink"/>
@@ -2737,7 +2742,7 @@
             <w:r>
               <w:t xml:space="preserve"> (rates unchanged from FY2025; exact $110/$68 split confirmed via GSA-sourced per diem aggregator, PerDiemWorld — </w:t>
             </w:r>
-            <w:hyperlink w:history="1" r:id="rIdt7zubhtjjzc9kqkhrrfqx">
+            <w:hyperlink w:history="1" r:id="rIdnazs7xrwigdr897tgpwl6">
               <w:r>
                 <w:rPr>
                   <w:rStyle w:val="Hyperlink"/>

--- a/cases/dice-roll/published/Dice Roll - Case Study.docx
+++ b/cases/dice-roll/published/Dice Roll - Case Study.docx
@@ -98,6 +98,48 @@
       </w:pPr>
       <w:r>
         <w:t xml:space="preserve">Background</w:t>
+      </w:r>
+    </w:p>
+    <w:p>
+      <w:r>
+        <w:rPr>
+          <w:b/>
+          <w:bCs/>
+        </w:rPr>
+        <w:t xml:space="preserve">Here is the concrete question, stripped of the ceremony:</w:t>
+      </w:r>
+      <w:r>
+        <w:t xml:space="preserve"> Marisol's director wants a list of exactly 5 counties — out of this case's 12-county working roster standing in for Colorado's full 64 — where the Division's own compliance-monitoring team will show up in person this cycle to watch a county audit board work. The dice matter because they are where this case's Statistics-and-Probability content actually lives: they are the real mechanism Colorado's own risk-limiting audit uses to turn "random" from a promise into a number anyone can check and reproduce (SEE APPENDIX B) [S4]. Marisol's own visit-plan choice runs on that identical idea — a public, reproducible chance process — just applied one level up: not which ballots get recounted (state law already fixes that for all 64 counties, no matter what she decides), but which counties a Division observer actually walks into. Two concrete plans sit on her legal pad: </w:t>
+      </w:r>
+      <w:r>
+        <w:rPr>
+          <w:b/>
+          <w:bCs/>
+        </w:rPr>
+        <w:t xml:space="preserve">The Statewide Draw</w:t>
+      </w:r>
+      <w:r>
+        <w:t xml:space="preserve">, which lets a chance process pick both the counties and the sessions inside them, and </w:t>
+      </w:r>
+      <w:r>
+        <w:rPr>
+          <w:b/>
+          <w:bCs/>
+        </w:rPr>
+        <w:t xml:space="preserve">The Front Range Loop</w:t>
+      </w:r>
+      <w:r>
+        <w:t xml:space="preserve">, which simply sends the team to the 5 counties closest to Denver every time, no draw involved. Simple random sampling, systematic sampling, cluster sampling, and multistage sampling — the four tools this case asks a Hero to actually use — are not exotic or invented for this exercise: OpenStax's </w:t>
+      </w:r>
+      <w:r>
+        <w:rPr>
+          <w:i/>
+          <w:iCs/>
+        </w:rPr>
+        <w:t xml:space="preserve">Introductory Statistics</w:t>
+      </w:r>
+      <w:r>
+        <w:t xml:space="preserve"> textbook lists the stratified, cluster, and systematic sample as the standard "well-known" alternatives taught alongside simple random sampling in any first statistics course [S9], and pairing a random county draw with a random within-county subsample — exactly what The Statewide Draw does — is the textbook definition of a multistage sample. What genuinely isn't public record is whether Colorado's real Division uses one of these methods, or something else entirely, to pick which counties its own compliance-monitoring team visits in person; no such policy is published (SEE APPENDIX D), so this case models that specific choice as the open, unresolved question it actually is, not a foregone conclusion dressed up as one.</w:t>
       </w:r>
     </w:p>
     <w:p>
@@ -2254,7 +2296,7 @@
             <w:r>
               <w:t xml:space="preserve">Colorado Department of State / Verified Voting — </w:t>
             </w:r>
-            <w:hyperlink w:history="1" r:id="rIdys6d395pg8xh-ndolyotw">
+            <w:hyperlink w:history="1" r:id="rId0ywufzvg4ljzzf9xvsxmq">
               <w:r>
                 <w:rPr>
                   <w:rStyle w:val="Hyperlink"/>
@@ -2324,7 +2366,7 @@
             <w:r>
               <w:t xml:space="preserve">Justia — </w:t>
             </w:r>
-            <w:hyperlink w:history="1" r:id="rId14wqra0x74szu4q1xrtsu">
+            <w:hyperlink w:history="1" r:id="rIdotlcyfhvqseg9gf2q-pyj">
               <w:r>
                 <w:rPr>
                   <w:rStyle w:val="Hyperlink"/>
@@ -2394,7 +2436,7 @@
             <w:r>
               <w:t xml:space="preserve">Colorado Secretary of State — </w:t>
             </w:r>
-            <w:hyperlink w:history="1" r:id="rIdjtnvkeruiiupxek8zwy2w">
+            <w:hyperlink w:history="1" r:id="rIdi1ttxgyvuf1f2rkqmurq-">
               <w:r>
                 <w:rPr>
                   <w:rStyle w:val="Hyperlink"/>
@@ -2464,7 +2506,7 @@
             <w:r>
               <w:t xml:space="preserve">Colorado Secretary of State — </w:t>
             </w:r>
-            <w:hyperlink w:history="1" r:id="rIdgea8abczg33wpymhfsvdx">
+            <w:hyperlink w:history="1" r:id="rIduopaim6l65mseegpbrcpc">
               <w:r>
                 <w:rPr>
                   <w:rStyle w:val="Hyperlink"/>
@@ -2658,7 +2700,7 @@
             <w:r>
               <w:t xml:space="preserve">University of Colorado, Payroll &amp; Benefit Services — </w:t>
             </w:r>
-            <w:hyperlink w:history="1" r:id="rIdsox8-6qegikveykumjqhg">
+            <w:hyperlink w:history="1" r:id="rIdotukitne60fujwh4fks2z">
               <w:r>
                 <w:rPr>
                   <w:rStyle w:val="Hyperlink"/>
@@ -2731,7 +2773,7 @@
             <w:r>
               <w:t xml:space="preserve">U.S. General Services Administration — </w:t>
             </w:r>
-            <w:hyperlink w:history="1" r:id="rId81klufr9_jqfy_7hcencz">
+            <w:hyperlink w:history="1" r:id="rId_pqppnb9g-b0tg6eiypce">
               <w:r>
                 <w:rPr>
                   <w:rStyle w:val="Hyperlink"/>
@@ -2742,7 +2784,7 @@
             <w:r>
               <w:t xml:space="preserve"> (rates unchanged from FY2025; exact $110/$68 split confirmed via GSA-sourced per diem aggregator, PerDiemWorld — </w:t>
             </w:r>
-            <w:hyperlink w:history="1" r:id="rIdnazs7xrwigdr897tgpwl6">
+            <w:hyperlink w:history="1" r:id="rIdxf_eteqowmjtormjhdvby">
               <w:r>
                 <w:rPr>
                   <w:rStyle w:val="Hyperlink"/>
@@ -2772,6 +2814,76 @@
           <w:p>
             <w:r>
               <w:t xml:space="preserve">S8 rate-unchanged claim: HIGH (GSA primary); $110/$68 split: MEDIUM (aggregator republication)</w:t>
+            </w:r>
+          </w:p>
+        </w:tc>
+      </w:tr>
+      <w:tr>
+        <w:tc>
+          <w:tcPr>
+            <w:tcW w:type="dxa" w:w="1500"/>
+          </w:tcPr>
+          <w:p>
+            <w:r>
+              <w:t xml:space="preserve">S9</w:t>
+            </w:r>
+          </w:p>
+        </w:tc>
+        <w:tc>
+          <w:tcPr>
+            <w:tcW w:type="dxa" w:w="1500"/>
+          </w:tcPr>
+          <w:p>
+            <w:r>
+              <w:t xml:space="preserve">Simple random, systematic, cluster, and (by combination) multistage sampling are the standard, textbook-taught set of random sampling methods — not something unusual or invented for this case</w:t>
+            </w:r>
+          </w:p>
+        </w:tc>
+        <w:tc>
+          <w:tcPr>
+            <w:tcW w:type="dxa" w:w="1500"/>
+          </w:tcPr>
+          <w:p>
+            <w:r>
+              <w:t xml:space="preserve">"Other well-known random sampling methods are the stratified sample, the cluster sample, and the systematic sample" (alongside simple random sampling)</w:t>
+            </w:r>
+          </w:p>
+        </w:tc>
+        <w:tc>
+          <w:tcPr>
+            <w:tcW w:type="dxa" w:w="1500"/>
+          </w:tcPr>
+          <w:p>
+            <w:r>
+              <w:t xml:space="preserve">OpenStax — </w:t>
+            </w:r>
+            <w:hyperlink w:history="1" r:id="rIdvjnk2l7qd1kft7cezqxmj">
+              <w:r>
+                <w:rPr>
+                  <w:rStyle w:val="Hyperlink"/>
+                </w:rPr>
+                <w:t xml:space="preserve">Introductory Statistics 2e, §1.2 Data, Sampling, and Variation in Data and Sampling</w:t>
+              </w:r>
+            </w:hyperlink>
+          </w:p>
+        </w:tc>
+        <w:tc>
+          <w:tcPr>
+            <w:tcW w:type="dxa" w:w="1500"/>
+          </w:tcPr>
+          <w:p>
+            <w:r>
+              <w:t xml:space="preserve">accessed 2026-09-10</w:t>
+            </w:r>
+          </w:p>
+        </w:tc>
+        <w:tc>
+          <w:tcPr>
+            <w:tcW w:type="dxa" w:w="1500"/>
+          </w:tcPr>
+          <w:p>
+            <w:r>
+              <w:t xml:space="preserve">HIGH</w:t>
             </w:r>
           </w:p>
         </w:tc>

--- a/cases/dice-roll/published/Dice Roll - Case Study.docx
+++ b/cases/dice-roll/published/Dice Roll - Case Study.docx
@@ -109,27 +109,67 @@
         <w:t xml:space="preserve">Here is the concrete question, stripped of the ceremony:</w:t>
       </w:r>
       <w:r>
-        <w:t xml:space="preserve"> Marisol's director wants a list of exactly 5 counties — out of this case's 12-county working roster standing in for Colorado's full 64 — where the Division's own compliance-monitoring team will show up in person this cycle to watch a county audit board work. The dice matter because they are where this case's Statistics-and-Probability content actually lives: they are the real mechanism Colorado's own risk-limiting audit uses to turn "random" from a promise into a number anyone can check and reproduce (SEE APPENDIX B) [S4]. Marisol's own visit-plan choice runs on that identical idea — a public, reproducible chance process — just applied one level up: not which ballots get recounted (state law already fixes that for all 64 counties, no matter what she decides), but which counties a Division observer actually walks into. Two concrete plans sit on her legal pad: </w:t>
-      </w:r>
+        <w:t xml:space="preserve"> Marisol's director wants a list of exactly 5 counties — out of this case's 12-county working roster standing in for Colorado's full 64 — where the Division's own compliance-monitoring team will show up in person this cycle to watch a county audit board work.</w:t>
+      </w:r>
+    </w:p>
+    <w:p>
+      <w:pPr>
+        <w:ind w:left="480"/>
+      </w:pPr>
       <w:r>
         <w:rPr>
           <w:b/>
           <w:bCs/>
         </w:rPr>
-        <w:t xml:space="preserve">The Statewide Draw</w:t>
-      </w:r>
-      <w:r>
-        <w:t xml:space="preserve">, which lets a chance process pick both the counties and the sessions inside them, and </w:t>
+        <w:t xml:space="preserve">The one distinction to hold onto:</w:t>
+      </w:r>
+      <w:r>
+        <w:t xml:space="preserve"> the risk-limiting audit itself is required in all 64 counties, every cycle, no matter what Marisol decides. Nothing about her choice changes whether a county gets audited. What she's actually deciding is narrower — which counties a Division </w:t>
+      </w:r>
+      <w:r>
+        <w:rPr>
+          <w:i/>
+          <w:iCs/>
+        </w:rPr>
+        <w:t xml:space="preserve">observer</w:t>
+      </w:r>
+      <w:r>
+        <w:t xml:space="preserve"> shows up to watch in person.</w:t>
+      </w:r>
+    </w:p>
+    <w:p>
+      <w:r>
+        <w:t xml:space="preserve">The dice matter because they are where this case's Statistics-and-Probability content actually lives: they are the real mechanism Colorado's own risk-limiting audit uses to turn "random" from a promise into a number anyone can check and reproduce (SEE APPENDIX B) [S4]. Marisol's own visit-plan choice runs on that identical idea — a public, reproducible chance process — just applied one level up: not which ballots get recounted, but which counties a Division observer actually walks into.</w:t>
+      </w:r>
+    </w:p>
+    <w:p>
+      <w:r>
+        <w:t xml:space="preserve">Two concrete plans sit on her legal pad: </w:t>
       </w:r>
       <w:r>
         <w:rPr>
           <w:b/>
           <w:bCs/>
         </w:rPr>
+        <w:t xml:space="preserve">The Statewide Draw</w:t>
+      </w:r>
+      <w:r>
+        <w:t xml:space="preserve">, which lets a chance process pick both the counties and the sessions inside them, and </w:t>
+      </w:r>
+      <w:r>
+        <w:rPr>
+          <w:b/>
+          <w:bCs/>
+        </w:rPr>
         <w:t xml:space="preserve">The Front Range Loop</w:t>
       </w:r>
       <w:r>
-        <w:t xml:space="preserve">, which simply sends the team to the 5 counties closest to Denver every time, no draw involved. Simple random sampling, systematic sampling, cluster sampling, and multistage sampling — the four tools this case asks a Hero to actually use — are not exotic or invented for this exercise: OpenStax's </w:t>
+        <w:t xml:space="preserve">, which simply sends the team to the 5 counties closest to Denver every time, no draw involved.</w:t>
+      </w:r>
+    </w:p>
+    <w:p>
+      <w:r>
+        <w:t xml:space="preserve">Simple random sampling, systematic sampling, cluster sampling, and multistage sampling — the four tools this case asks a Hero to actually use — are not exotic or invented for this exercise: OpenStax's </w:t>
       </w:r>
       <w:r>
         <w:rPr>
@@ -139,7 +179,12 @@
         <w:t xml:space="preserve">Introductory Statistics</w:t>
       </w:r>
       <w:r>
-        <w:t xml:space="preserve"> textbook lists the stratified, cluster, and systematic sample as the standard "well-known" alternatives taught alongside simple random sampling in any first statistics course [S9], and pairing a random county draw with a random within-county subsample — exactly what The Statewide Draw does — is the textbook definition of a multistage sample. What genuinely isn't public record is whether Colorado's real Division uses one of these methods, or something else entirely, to pick which counties its own compliance-monitoring team visits in person; no such policy is published (SEE APPENDIX D), so this case models that specific choice as the open, unresolved question it actually is, not a foregone conclusion dressed up as one.</w:t>
+        <w:t xml:space="preserve"> textbook lists the stratified, cluster, and systematic sample as the standard "well-known" alternatives taught alongside simple random sampling in any first statistics course [S9], and pairing a random county draw with a random within-county subsample — exactly what The Statewide Draw does — is the textbook definition of a multistage sample.</w:t>
+      </w:r>
+    </w:p>
+    <w:p>
+      <w:r>
+        <w:t xml:space="preserve">What genuinely isn't public record is whether Colorado's real Division uses one of these methods, or something else entirely, to pick which counties its own compliance-monitoring team visits in person; no such policy is published (SEE APPENDIX D), so this case models that specific choice as the open, unresolved question it actually is, not a foregone conclusion dressed up as one.</w:t>
       </w:r>
     </w:p>
     <w:p>
@@ -2296,7 +2341,7 @@
             <w:r>
               <w:t xml:space="preserve">Colorado Department of State / Verified Voting — </w:t>
             </w:r>
-            <w:hyperlink w:history="1" r:id="rId0ywufzvg4ljzzf9xvsxmq">
+            <w:hyperlink w:history="1" r:id="rIdsikypyx_myg3t-q_ymgzw">
               <w:r>
                 <w:rPr>
                   <w:rStyle w:val="Hyperlink"/>
@@ -2366,7 +2411,7 @@
             <w:r>
               <w:t xml:space="preserve">Justia — </w:t>
             </w:r>
-            <w:hyperlink w:history="1" r:id="rIdotlcyfhvqseg9gf2q-pyj">
+            <w:hyperlink w:history="1" r:id="rIdhzmh2ancwlju-bq0zpw5p">
               <w:r>
                 <w:rPr>
                   <w:rStyle w:val="Hyperlink"/>
@@ -2436,7 +2481,7 @@
             <w:r>
               <w:t xml:space="preserve">Colorado Secretary of State — </w:t>
             </w:r>
-            <w:hyperlink w:history="1" r:id="rIdi1ttxgyvuf1f2rkqmurq-">
+            <w:hyperlink w:history="1" r:id="rId10xz1_dbfls7w5ug0km1_">
               <w:r>
                 <w:rPr>
                   <w:rStyle w:val="Hyperlink"/>
@@ -2506,7 +2551,7 @@
             <w:r>
               <w:t xml:space="preserve">Colorado Secretary of State — </w:t>
             </w:r>
-            <w:hyperlink w:history="1" r:id="rIduopaim6l65mseegpbrcpc">
+            <w:hyperlink w:history="1" r:id="rId8_92duutxeh7xtifla9jg">
               <w:r>
                 <w:rPr>
                   <w:rStyle w:val="Hyperlink"/>
@@ -2700,7 +2745,7 @@
             <w:r>
               <w:t xml:space="preserve">University of Colorado, Payroll &amp; Benefit Services — </w:t>
             </w:r>
-            <w:hyperlink w:history="1" r:id="rIdotukitne60fujwh4fks2z">
+            <w:hyperlink w:history="1" r:id="rId0u_o89zq-ybt1duo3vrob">
               <w:r>
                 <w:rPr>
                   <w:rStyle w:val="Hyperlink"/>
@@ -2773,7 +2818,7 @@
             <w:r>
               <w:t xml:space="preserve">U.S. General Services Administration — </w:t>
             </w:r>
-            <w:hyperlink w:history="1" r:id="rId_pqppnb9g-b0tg6eiypce">
+            <w:hyperlink w:history="1" r:id="rIdpe5rdeytzxzfuhwu86t6s">
               <w:r>
                 <w:rPr>
                   <w:rStyle w:val="Hyperlink"/>
@@ -2784,7 +2829,7 @@
             <w:r>
               <w:t xml:space="preserve"> (rates unchanged from FY2025; exact $110/$68 split confirmed via GSA-sourced per diem aggregator, PerDiemWorld — </w:t>
             </w:r>
-            <w:hyperlink w:history="1" r:id="rIdxf_eteqowmjtormjhdvby">
+            <w:hyperlink w:history="1" r:id="rIdjbe2zdrhda1gh0pi-fm_k">
               <w:r>
                 <w:rPr>
                   <w:rStyle w:val="Hyperlink"/>
@@ -2857,7 +2902,7 @@
             <w:r>
               <w:t xml:space="preserve">OpenStax — </w:t>
             </w:r>
-            <w:hyperlink w:history="1" r:id="rIdvjnk2l7qd1kft7cezqxmj">
+            <w:hyperlink w:history="1" r:id="rIdspmvwgq4xatj55c4kinqu">
               <w:r>
                 <w:rPr>
                   <w:rStyle w:val="Hyperlink"/>
